--- a/0047_style_driven_marketplaces/0047_style_driven_marketplaces.docx
+++ b/0047_style_driven_marketplaces/0047_style_driven_marketplaces.docx
@@ -2,13 +2,444 @@
 <file path=word/document.xml><?xml version="1.0" encoding="utf-8"?>
 <w:document xmlns:w="http://schemas.openxmlformats.org/wordprocessingml/2006/main" xmlns:m="http://schemas.openxmlformats.org/officeDocument/2006/math" xmlns:r="http://schemas.openxmlformats.org/officeDocument/2006/relationships" xmlns:o="urn:schemas-microsoft-com:office:office" xmlns:v="urn:schemas-microsoft-com:vml" xmlns:w10="urn:schemas-microsoft-com:office:word" xmlns:a="http://schemas.openxmlformats.org/drawingml/2006/main" xmlns:pic="http://schemas.openxmlformats.org/drawingml/2006/picture" xmlns:wp="http://schemas.openxmlformats.org/drawingml/2006/wordprocessingDrawing">
   <w:body>
-    <w:bookmarkStart w:id="57" w:name="X469e7e9c5d0f740b5d124991447699e22f0930a"/>
+    <w:bookmarkStart w:id="58" w:name="X469e7e9c5d0f740b5d124991447699e22f0930a"/>
     <w:p>
       <w:pPr>
         <w:pStyle w:val="Heading1"/>
       </w:pPr>
       <w:r>
         <w:t xml:space="preserve">Iteration 0047 — Style-Driven Vendor Marketplaces (per-category filter UX)</w:t>
+      </w:r>
+    </w:p>
+    <w:p>
+      <w:pPr>
+        <w:pStyle w:val="Heading2"/>
+      </w:pPr>
+      <w:bookmarkStart w:id="9" w:name="X15fe45fd35a3898cec2809a953f74255a18bbe7"/>
+      <w:r>
+        <w:t xml:space="preserve">WARNING: AS-BUILT CORRECTION — 2026-06-07 (reconciled to live site + origin/main @ 34347c3c)</w:t>
+      </w:r>
+      <w:bookmarkEnd w:id="9"/>
+    </w:p>
+    <w:p>
+      <w:pPr>
+        <w:pStyle w:val="BlockText"/>
+      </w:pPr>
+      <w:r>
+        <w:rPr>
+          <w:b/>
+          <w:bCs/>
+        </w:rPr>
+        <w:t xml:space="preserve">This spec is HISTORICAL.</w:t>
+      </w:r>
+      <w:r>
+        <w:t xml:space="preserve"> </w:t>
+      </w:r>
+      <w:r>
+        <w:t xml:space="preserve">Authoritative current state = the live site (www.setnayan.com) + shipped code +</w:t>
+      </w:r>
+      <w:r>
+        <w:t xml:space="preserve"> </w:t>
+      </w:r>
+      <w:r>
+        <w:rPr>
+          <w:rStyle w:val="VerbatimChar"/>
+        </w:rPr>
+        <w:t xml:space="preserve">AS_BUILT_GROUND_TRUTH_2026-06-07.md</w:t>
+      </w:r>
+      <w:r>
+        <w:t xml:space="preserve">. Deltas vs what actually shipped:</w:t>
+      </w:r>
+      <w:r>
+        <w:t xml:space="preserve"> </w:t>
+      </w:r>
+      <w:r>
+        <w:t xml:space="preserve">-</w:t>
+      </w:r>
+      <w:r>
+        <w:t xml:space="preserve"> </w:t>
+      </w:r>
+      <w:r>
+        <w:rPr>
+          <w:b/>
+          <w:bCs/>
+        </w:rPr>
+        <w:t xml:space="preserve">The 7 bespoke style-driven marketplaces are NOT built</w:t>
+      </w:r>
+      <w:r>
+        <w:t xml:space="preserve"> </w:t>
+      </w:r>
+      <w:r>
+        <w:t xml:space="preserve">— there are</w:t>
+      </w:r>
+      <w:r>
+        <w:t xml:space="preserve"> </w:t>
+      </w:r>
+      <w:r>
+        <w:rPr>
+          <w:b/>
+          <w:bCs/>
+        </w:rPr>
+        <w:t xml:space="preserve">no</w:t>
+      </w:r>
+      <w:r>
+        <w:t xml:space="preserve"> </w:t>
+      </w:r>
+      <w:r>
+        <w:rPr>
+          <w:rStyle w:val="VerbatimChar"/>
+        </w:rPr>
+        <w:t xml:space="preserve">/vendors/{stylists,food,photography,music,attire,hosts,stations-booths}/</w:t>
+      </w:r>
+      <w:r>
+        <w:t xml:space="preserve"> </w:t>
+      </w:r>
+      <w:r>
+        <w:t xml:space="preserve">routes, no palette-ΔE stylist matching, no edit-aesthetic mood wall, no host voice-clip preview, and no Stations &amp; Booths category surface. What ships is a</w:t>
+      </w:r>
+      <w:r>
+        <w:t xml:space="preserve"> </w:t>
+      </w:r>
+      <w:r>
+        <w:rPr>
+          <w:b/>
+          <w:bCs/>
+        </w:rPr>
+        <w:t xml:space="preserve">single</w:t>
+      </w:r>
+      <w:r>
+        <w:rPr>
+          <w:b/>
+          <w:bCs/>
+        </w:rPr>
+        <w:t xml:space="preserve"> </w:t>
+      </w:r>
+      <w:r>
+        <w:rPr>
+          <w:rStyle w:val="VerbatimChar"/>
+          <w:b/>
+          <w:bCs/>
+        </w:rPr>
+        <w:t xml:space="preserve">/vendors</w:t>
+      </w:r>
+      <w:r>
+        <w:rPr>
+          <w:b/>
+          <w:bCs/>
+        </w:rPr>
+        <w:t xml:space="preserve"> </w:t>
+      </w:r>
+      <w:r>
+        <w:rPr>
+          <w:b/>
+          <w:bCs/>
+        </w:rPr>
+        <w:t xml:space="preserve">browse</w:t>
+      </w:r>
+      <w:r>
+        <w:t xml:space="preserve"> </w:t>
+      </w:r>
+      <w:r>
+        <w:t xml:space="preserve">+</w:t>
+      </w:r>
+      <w:r>
+        <w:t xml:space="preserve"> </w:t>
+      </w:r>
+      <w:r>
+        <w:rPr>
+          <w:rStyle w:val="VerbatimChar"/>
+        </w:rPr>
+        <w:t xml:space="preserve">/vendors/categories</w:t>
+      </w:r>
+      <w:r>
+        <w:t xml:space="preserve"> </w:t>
+      </w:r>
+      <w:r>
+        <w:t xml:space="preserve">+</w:t>
+      </w:r>
+      <w:r>
+        <w:t xml:space="preserve"> </w:t>
+      </w:r>
+      <w:r>
+        <w:rPr>
+          <w:rStyle w:val="VerbatimChar"/>
+        </w:rPr>
+        <w:t xml:space="preserve">/vendors/compare</w:t>
+      </w:r>
+      <w:r>
+        <w:t xml:space="preserve">, with the primary couple-facing search living</w:t>
+      </w:r>
+      <w:r>
+        <w:t xml:space="preserve"> </w:t>
+      </w:r>
+      <w:r>
+        <w:rPr>
+          <w:b/>
+          <w:bCs/>
+        </w:rPr>
+        <w:t xml:space="preserve">in-dashboard</w:t>
+      </w:r>
+      <w:r>
+        <w:t xml:space="preserve"> </w:t>
+      </w:r>
+      <w:r>
+        <w:t xml:space="preserve">at</w:t>
+      </w:r>
+      <w:r>
+        <w:t xml:space="preserve"> </w:t>
+      </w:r>
+      <w:r>
+        <w:rPr>
+          <w:rStyle w:val="VerbatimChar"/>
+        </w:rPr>
+        <w:t xml:space="preserve">/dashboard/[eventId]/vendors</w:t>
+      </w:r>
+      <w:r>
+        <w:t xml:space="preserve">.</w:t>
+      </w:r>
+      <w:r>
+        <w:t xml:space="preserve"> </w:t>
+      </w:r>
+      <w:r>
+        <w:t xml:space="preserve">-</w:t>
+      </w:r>
+      <w:r>
+        <w:t xml:space="preserve"> </w:t>
+      </w:r>
+      <w:r>
+        <w:rPr>
+          <w:b/>
+          <w:bCs/>
+        </w:rPr>
+        <w:t xml:space="preserve">Filters are GENERIC, not per-category</w:t>
+      </w:r>
+      <w:r>
+        <w:t xml:space="preserve"> </w:t>
+      </w:r>
+      <w:r>
+        <w:t xml:space="preserve">— the shipped filter drawer (</w:t>
+      </w:r>
+      <w:r>
+        <w:rPr>
+          <w:rStyle w:val="VerbatimChar"/>
+        </w:rPr>
+        <w:t xml:space="preserve">app/vendors/_components/filter-drawer.tsx</w:t>
+      </w:r>
+      <w:r>
+        <w:t xml:space="preserve">) exposes City + Sort + Verified-only + Match-my-wedding (ceremony/venue) + Show-all-venues + folder/category, not silhouette/neckline/fabric/booth-type/etc. Per-category matching depth comes from the 6-dim</w:t>
+      </w:r>
+      <w:r>
+        <w:t xml:space="preserve"> </w:t>
+      </w:r>
+      <w:r>
+        <w:rPr>
+          <w:rStyle w:val="VerbatimChar"/>
+        </w:rPr>
+        <w:t xml:space="preserve">lib/compat-score.ts</w:t>
+      </w:r>
+      <w:r>
+        <w:t xml:space="preserve"> </w:t>
+      </w:r>
+      <w:r>
+        <w:t xml:space="preserve">GATE+SCORE, not bespoke filter UX.</w:t>
+      </w:r>
+      <w:r>
+        <w:t xml:space="preserve"> </w:t>
+      </w:r>
+      <w:r>
+        <w:t xml:space="preserve">-</w:t>
+      </w:r>
+      <w:r>
+        <w:t xml:space="preserve"> </w:t>
+      </w:r>
+      <w:r>
+        <w:rPr>
+          <w:b/>
+          <w:bCs/>
+        </w:rPr>
+        <w:t xml:space="preserve">No 5-column vendor mega-menu</w:t>
+      </w:r>
+      <w:r>
+        <w:t xml:space="preserve"> </w:t>
+      </w:r>
+      <w:r>
+        <w:t xml:space="preserve">component exists.</w:t>
+      </w:r>
+      <w:r>
+        <w:t xml:space="preserve"> </w:t>
+      </w:r>
+      <w:r>
+        <w:t xml:space="preserve">-</w:t>
+      </w:r>
+      <w:r>
+        <w:t xml:space="preserve"> </w:t>
+      </w:r>
+      <w:r>
+        <w:rPr>
+          <w:b/>
+          <w:bCs/>
+        </w:rPr>
+        <w:t xml:space="preserve">SETNAYAN SERVICE inserts</w:t>
+      </w:r>
+      <w:r>
+        <w:t xml:space="preserve"> </w:t>
+      </w:r>
+      <w:r>
+        <w:t xml:space="preserve">— the</w:t>
+      </w:r>
+      <w:r>
+        <w:t xml:space="preserve"> </w:t>
+      </w:r>
+      <w:r>
+        <w:rPr>
+          <w:rStyle w:val="VerbatimChar"/>
+        </w:rPr>
+        <w:t xml:space="preserve">is_setnayan_service</w:t>
+      </w:r>
+      <w:r>
+        <w:t xml:space="preserve"> </w:t>
+      </w:r>
+      <w:r>
+        <w:t xml:space="preserve">flag IS wired in browse + the in-dashboard plan/budget accordion; first-party services surface as supplementary listings (per the locked</w:t>
+      </w:r>
+      <w:r>
+        <w:t xml:space="preserve"> </w:t>
+      </w:r>
+      <w:r>
+        <w:t xml:space="preserve">“in-app services = vendor listings”</w:t>
+      </w:r>
+      <w:r>
+        <w:t xml:space="preserve"> </w:t>
+      </w:r>
+      <w:r>
+        <w:t xml:space="preserve">model), but the named placements in the mega-menu table are aspirational.</w:t>
+      </w:r>
+      <w:r>
+        <w:t xml:space="preserve"> </w:t>
+      </w:r>
+      <w:r>
+        <w:t xml:space="preserve">-</w:t>
+      </w:r>
+      <w:r>
+        <w:t xml:space="preserve"> </w:t>
+      </w:r>
+      <w:r>
+        <w:rPr>
+          <w:b/>
+          <w:bCs/>
+        </w:rPr>
+        <w:t xml:space="preserve">“Setnayan Concierge”</w:t>
+      </w:r>
+      <w:r>
+        <w:rPr>
+          <w:b/>
+          <w:bCs/>
+        </w:rPr>
+        <w:t xml:space="preserve"> </w:t>
+      </w:r>
+      <w:r>
+        <w:rPr>
+          <w:b/>
+          <w:bCs/>
+        </w:rPr>
+        <w:t xml:space="preserve">SETNAYAN-SERVICE row is stale</w:t>
+      </w:r>
+      <w:r>
+        <w:t xml:space="preserve"> </w:t>
+      </w:r>
+      <w:r>
+        <w:t xml:space="preserve">— the planner SKU is</w:t>
+      </w:r>
+      <w:r>
+        <w:t xml:space="preserve"> </w:t>
+      </w:r>
+      <w:r>
+        <w:rPr>
+          <w:b/>
+          <w:bCs/>
+        </w:rPr>
+        <w:t xml:space="preserve">Today’s Focus ₱1,499</w:t>
+      </w:r>
+      <w:r>
+        <w:t xml:space="preserve">, and the couple-app planner wizard is retired.</w:t>
+      </w:r>
+      <w:r>
+        <w:t xml:space="preserve"> </w:t>
+      </w:r>
+      <w:r>
+        <w:t xml:space="preserve">-</w:t>
+      </w:r>
+      <w:r>
+        <w:t xml:space="preserve"> </w:t>
+      </w:r>
+      <w:r>
+        <w:rPr>
+          <w:b/>
+          <w:bCs/>
+        </w:rPr>
+        <w:t xml:space="preserve">Showcase discovery hooks (0046) are absent</w:t>
+      </w:r>
+      <w:r>
+        <w:t xml:space="preserve"> </w:t>
+      </w:r>
+      <w:r>
+        <w:t xml:space="preserve">— every</w:t>
+      </w:r>
+      <w:r>
+        <w:t xml:space="preserve"> </w:t>
+      </w:r>
+      <w:r>
+        <w:t xml:space="preserve">“Used at N real weddings”</w:t>
+      </w:r>
+      <w:r>
+        <w:t xml:space="preserve"> </w:t>
+      </w:r>
+      <w:r>
+        <w:t xml:space="preserve">/ inline real-wedding card depends on the unbuilt 0046 showcase + unbuilt 0045 product catalog, so they don’t render. Commission is</w:t>
+      </w:r>
+      <w:r>
+        <w:t xml:space="preserve"> </w:t>
+      </w:r>
+      <w:r>
+        <w:rPr>
+          <w:b/>
+          <w:bCs/>
+        </w:rPr>
+        <w:t xml:space="preserve">0%</w:t>
+      </w:r>
+      <w:r>
+        <w:t xml:space="preserve">; vendor↔customer money is</w:t>
+      </w:r>
+      <w:r>
+        <w:t xml:space="preserve"> </w:t>
+      </w:r>
+      <w:r>
+        <w:rPr>
+          <w:b/>
+          <w:bCs/>
+        </w:rPr>
+        <w:t xml:space="preserve">off-platform</w:t>
+      </w:r>
+      <w:r>
+        <w:t xml:space="preserve">.</w:t>
+      </w:r>
+    </w:p>
+    <w:p>
+      <w:pPr>
+        <w:pStyle w:val="BlockText"/>
+      </w:pPr>
+      <w:r>
+        <w:t xml:space="preserve">When this body disagrees with the above,</w:t>
+      </w:r>
+      <w:r>
+        <w:t xml:space="preserve"> </w:t>
+      </w:r>
+      <w:r>
+        <w:rPr>
+          <w:b/>
+          <w:bCs/>
+        </w:rPr>
+        <w:t xml:space="preserve">the above wins.</w:t>
       </w:r>
     </w:p>
     <w:p>
@@ -185,7 +616,7 @@
         </w:pict>
       </w:r>
     </w:p>
-    <w:bookmarkStart w:id="12" w:name="what-this-iteration-ships"/>
+    <w:bookmarkStart w:id="13" w:name="what-this-iteration-ships"/>
     <w:p>
       <w:pPr>
         <w:pStyle w:val="Heading2"/>
@@ -226,7 +657,7 @@
       <w:r>
         <w:t xml:space="preserve"> </w:t>
       </w:r>
-      <w:hyperlink r:id="rId9">
+      <w:hyperlink r:id="rId10">
         <w:r>
           <w:rPr>
             <w:rStyle w:val="Hyperlink"/>
@@ -265,7 +696,7 @@
       <w:r>
         <w:t xml:space="preserve"> </w:t>
       </w:r>
-      <w:hyperlink r:id="rId10">
+      <w:hyperlink r:id="rId11">
         <w:r>
           <w:rPr>
             <w:rStyle w:val="Hyperlink"/>
@@ -298,7 +729,7 @@
       <w:r>
         <w:t xml:space="preserve">based on couple’s wedding type (</w:t>
       </w:r>
-      <w:hyperlink r:id="rId11">
+      <w:hyperlink r:id="rId12">
         <w:r>
           <w:rPr>
             <w:rStyle w:val="Hyperlink"/>
@@ -451,8 +882,8 @@
         </w:pict>
       </w:r>
     </w:p>
-    <w:bookmarkEnd w:id="12"/>
-    <w:bookmarkStart w:id="15" w:name="Xbbd3b22461925885eb75f35e231ff06df66f5f7"/>
+    <w:bookmarkEnd w:id="13"/>
+    <w:bookmarkStart w:id="16" w:name="Xbbd3b22461925885eb75f35e231ff06df66f5f7"/>
     <w:p>
       <w:pPr>
         <w:pStyle w:val="Heading2"/>
@@ -592,7 +1023,7 @@
             <w:r>
               <w:t xml:space="preserve"> </w:t>
             </w:r>
-            <w:hyperlink r:id="rId13">
+            <w:hyperlink r:id="rId14">
               <w:r>
                 <w:rPr>
                   <w:rStyle w:val="Hyperlink"/>
@@ -816,7 +1247,7 @@
             <w:r>
               <w:t xml:space="preserve"> </w:t>
             </w:r>
-            <w:hyperlink r:id="rId14">
+            <w:hyperlink r:id="rId15">
               <w:r>
                 <w:rPr>
                   <w:rStyle w:val="Hyperlink"/>
@@ -914,7 +1345,7 @@
             <w:r>
               <w:t xml:space="preserve"> </w:t>
             </w:r>
-            <w:hyperlink r:id="rId10">
+            <w:hyperlink r:id="rId11">
               <w:r>
                 <w:rPr>
                   <w:rStyle w:val="Hyperlink"/>
@@ -1085,8 +1516,8 @@
         </w:pict>
       </w:r>
     </w:p>
-    <w:bookmarkEnd w:id="15"/>
-    <w:bookmarkStart w:id="21" w:name="X0bf34548cfffc20625a55eaed2300c03c9e0bf7"/>
+    <w:bookmarkEnd w:id="16"/>
+    <w:bookmarkStart w:id="22" w:name="X0bf34548cfffc20625a55eaed2300c03c9e0bf7"/>
     <w:p>
       <w:pPr>
         <w:pStyle w:val="Heading2"/>
@@ -1103,7 +1534,7 @@
         <w:t xml:space="preserve">Following the WedMeGood vendor mega-menu structure observed in session screenshots (5-column layout with category families), adapted with PH-specific categories and SETNAYAN SERVICE inserts:</w:t>
       </w:r>
     </w:p>
-    <w:bookmarkStart w:id="16" w:name="column-1-capture-visual"/>
+    <w:bookmarkStart w:id="17" w:name="column-1-capture-visual"/>
     <w:p>
       <w:pPr>
         <w:pStyle w:val="Heading3"/>
@@ -1316,8 +1747,8 @@
         <w:t xml:space="preserve">Pre-Nup Shoot Locations (scenic spots for rent)</w:t>
       </w:r>
     </w:p>
-    <w:bookmarkEnd w:id="16"/>
-    <w:bookmarkStart w:id="17" w:name="column-2-music-entertainment"/>
+    <w:bookmarkEnd w:id="17"/>
+    <w:bookmarkStart w:id="18" w:name="column-2-music-entertainment"/>
     <w:p>
       <w:pPr>
         <w:pStyle w:val="Heading3"/>
@@ -1504,8 +1935,8 @@
         <w:t xml:space="preserve">Wedding Hosts</w:t>
       </w:r>
     </w:p>
-    <w:bookmarkEnd w:id="17"/>
-    <w:bookmarkStart w:id="18" w:name="column-3-food-beverage"/>
+    <w:bookmarkEnd w:id="18"/>
+    <w:bookmarkStart w:id="19" w:name="column-3-food-beverage"/>
     <w:p>
       <w:pPr>
         <w:pStyle w:val="Heading3"/>
@@ -1737,8 +2168,8 @@
         <w:t xml:space="preserve">Dessert Stations</w:t>
       </w:r>
     </w:p>
-    <w:bookmarkEnd w:id="18"/>
-    <w:bookmarkStart w:id="19" w:name="column-4-look-attire-beauty-decor"/>
+    <w:bookmarkEnd w:id="19"/>
+    <w:bookmarkStart w:id="20" w:name="column-4-look-attire-beauty-decor"/>
     <w:p>
       <w:pPr>
         <w:pStyle w:val="Heading3"/>
@@ -2077,8 +2508,8 @@
         <w:t xml:space="preserve">SETNAYAN SERVICE</w:t>
       </w:r>
     </w:p>
-    <w:bookmarkEnd w:id="19"/>
-    <w:bookmarkStart w:id="20" w:name="column-5-ceremony-coordination-logistics"/>
+    <w:bookmarkEnd w:id="20"/>
+    <w:bookmarkStart w:id="21" w:name="column-5-ceremony-coordination-logistics"/>
     <w:p>
       <w:pPr>
         <w:pStyle w:val="Heading3"/>
@@ -2463,9 +2894,9 @@
         </w:pict>
       </w:r>
     </w:p>
-    <w:bookmarkEnd w:id="20"/>
     <w:bookmarkEnd w:id="21"/>
-    <w:bookmarkStart w:id="27" w:name="X1e6dd230a9bba31609df5e621f3d0b3c9f48b07"/>
+    <w:bookmarkEnd w:id="22"/>
+    <w:bookmarkStart w:id="28" w:name="X1e6dd230a9bba31609df5e621f3d0b3c9f48b07"/>
     <w:p>
       <w:pPr>
         <w:pStyle w:val="Heading2"/>
@@ -2482,7 +2913,7 @@
         <w:t xml:space="preserve">Per session concept work: PH cocktail-hour booth culture is rich and WedMeGood structurally has no equivalent. ~30 sub-types organized into 5 groups:</w:t>
       </w:r>
     </w:p>
-    <w:bookmarkStart w:id="22" w:name="food-beverage-stations"/>
+    <w:bookmarkStart w:id="23" w:name="food-beverage-stations"/>
     <w:p>
       <w:pPr>
         <w:pStyle w:val="Heading3"/>
@@ -2758,8 +3189,8 @@
         </w:tc>
       </w:tr>
     </w:tbl>
-    <w:bookmarkEnd w:id="22"/>
-    <w:bookmarkStart w:id="23" w:name="sensory-beauty-stations"/>
+    <w:bookmarkEnd w:id="23"/>
+    <w:bookmarkStart w:id="24" w:name="sensory-beauty-stations"/>
     <w:p>
       <w:pPr>
         <w:pStyle w:val="Heading3"/>
@@ -2939,8 +3370,8 @@
         </w:tc>
       </w:tr>
     </w:tbl>
-    <w:bookmarkEnd w:id="23"/>
-    <w:bookmarkStart w:id="24" w:name="visual-keepsake-booths"/>
+    <w:bookmarkEnd w:id="24"/>
+    <w:bookmarkStart w:id="25" w:name="visual-keepsake-booths"/>
     <w:p>
       <w:pPr>
         <w:pStyle w:val="Heading3"/>
@@ -3174,8 +3605,8 @@
         </w:tc>
       </w:tr>
     </w:tbl>
-    <w:bookmarkEnd w:id="24"/>
-    <w:bookmarkStart w:id="25" w:name="skill-craft-booths"/>
+    <w:bookmarkEnd w:id="25"/>
+    <w:bookmarkStart w:id="26" w:name="skill-craft-booths"/>
     <w:p>
       <w:pPr>
         <w:pStyle w:val="Heading3"/>
@@ -3357,8 +3788,8 @@
         </w:tc>
       </w:tr>
     </w:tbl>
-    <w:bookmarkEnd w:id="25"/>
-    <w:bookmarkStart w:id="26" w:name="interactive-booths"/>
+    <w:bookmarkEnd w:id="26"/>
+    <w:bookmarkStart w:id="27" w:name="interactive-booths"/>
     <w:p>
       <w:pPr>
         <w:pStyle w:val="Heading3"/>
@@ -3516,7 +3947,7 @@
       <w:r>
         <w:t xml:space="preserve"> </w:t>
       </w:r>
-      <w:hyperlink r:id="rId9">
+      <w:hyperlink r:id="rId10">
         <w:r>
           <w:rPr>
             <w:rStyle w:val="Hyperlink"/>
@@ -3677,9 +4108,9 @@
         </w:pict>
       </w:r>
     </w:p>
-    <w:bookmarkEnd w:id="26"/>
     <w:bookmarkEnd w:id="27"/>
-    <w:bookmarkStart w:id="37" w:name="per-marketplace-filter-ux-sketches"/>
+    <w:bookmarkEnd w:id="28"/>
+    <w:bookmarkStart w:id="38" w:name="per-marketplace-filter-ux-sketches"/>
     <w:p>
       <w:pPr>
         <w:pStyle w:val="Heading2"/>
@@ -3688,7 +4119,7 @@
         <w:t xml:space="preserve">Per-marketplace filter UX sketches</w:t>
       </w:r>
     </w:p>
-    <w:bookmarkStart w:id="29" w:name="Xb7a1348cdc71df2242cff893d8b18506392b36a"/>
+    <w:bookmarkStart w:id="30" w:name="Xb7a1348cdc71df2242cff893d8b18506392b36a"/>
     <w:p>
       <w:pPr>
         <w:pStyle w:val="Heading3"/>
@@ -3732,7 +4163,7 @@
       <w:r>
         <w:t xml:space="preserve"> </w:t>
       </w:r>
-      <w:hyperlink r:id="rId13">
+      <w:hyperlink r:id="rId14">
         <w:r>
           <w:rPr>
             <w:rStyle w:val="Hyperlink"/>
@@ -3746,7 +4177,7 @@
       <w:r>
         <w:t xml:space="preserve"> </w:t>
       </w:r>
-      <w:hyperlink r:id="rId10">
+      <w:hyperlink r:id="rId11">
         <w:r>
           <w:rPr>
             <w:rStyle w:val="Hyperlink"/>
@@ -3812,7 +4243,7 @@
       <w:r>
         <w:t xml:space="preserve"> </w:t>
       </w:r>
-      <w:hyperlink r:id="rId9">
+      <w:hyperlink r:id="rId10">
         <w:r>
           <w:rPr>
             <w:rStyle w:val="Hyperlink"/>
@@ -3992,7 +4423,7 @@
       <w:r>
         <w:t xml:space="preserve"> </w:t>
       </w:r>
-      <w:hyperlink r:id="rId28">
+      <w:hyperlink r:id="rId29">
         <w:r>
           <w:rPr>
             <w:rStyle w:val="Hyperlink"/>
@@ -4095,8 +4526,8 @@
         <w:t xml:space="preserve">) per Cross-service engine reuse, the Composite Scene engine built for Mood Board also powers the future Florist bouquet visualizer · Attire try-on visualizer · Cake design from theme · Stationery AI invitation designer (5+ downstream Specialized Pro Tools SKUs amortize Mood Board’s ~6-week engineering investment).</w:t>
       </w:r>
     </w:p>
-    <w:bookmarkEnd w:id="29"/>
-    <w:bookmarkStart w:id="31" w:name="food-marketplace-vendorsfood"/>
+    <w:bookmarkEnd w:id="30"/>
+    <w:bookmarkStart w:id="32" w:name="food-marketplace-vendorsfood"/>
     <w:p>
       <w:pPr>
         <w:pStyle w:val="Heading3"/>
@@ -4130,7 +4561,7 @@
       <w:r>
         <w:t xml:space="preserve"> </w:t>
       </w:r>
-      <w:hyperlink r:id="rId11">
+      <w:hyperlink r:id="rId12">
         <w:r>
           <w:rPr>
             <w:rStyle w:val="Hyperlink"/>
@@ -4443,7 +4874,7 @@
       <w:r>
         <w:t xml:space="preserve">link to showcases (</w:t>
       </w:r>
-      <w:hyperlink r:id="rId30">
+      <w:hyperlink r:id="rId31">
         <w:r>
           <w:rPr>
             <w:rStyle w:val="Hyperlink"/>
@@ -4455,8 +4886,8 @@
         <w:t xml:space="preserve">)</w:t>
       </w:r>
     </w:p>
-    <w:bookmarkEnd w:id="31"/>
-    <w:bookmarkStart w:id="32" w:name="X5c4ece398ef32b7bab787c9d31ccc65fe8fa0f4"/>
+    <w:bookmarkEnd w:id="32"/>
+    <w:bookmarkStart w:id="33" w:name="X5c4ece398ef32b7bab787c9d31ccc65fe8fa0f4"/>
     <w:p>
       <w:pPr>
         <w:pStyle w:val="Heading3"/>
@@ -4770,8 +5201,8 @@
         <w:t xml:space="preserve">- Showcase link if appeared in past Real Weddings</w:t>
       </w:r>
     </w:p>
-    <w:bookmarkEnd w:id="32"/>
-    <w:bookmarkStart w:id="33" w:name="band-music-marketplace-vendorsmusic"/>
+    <w:bookmarkEnd w:id="33"/>
+    <w:bookmarkStart w:id="34" w:name="band-music-marketplace-vendorsmusic"/>
     <w:p>
       <w:pPr>
         <w:pStyle w:val="Heading3"/>
@@ -5020,8 +5451,8 @@
         <w:t xml:space="preserve">- Ensemble configuration badge</w:t>
       </w:r>
     </w:p>
-    <w:bookmarkEnd w:id="33"/>
-    <w:bookmarkStart w:id="34" w:name="X31fcd94adc8561cfc89a73b4136bddbea924dbd"/>
+    <w:bookmarkEnd w:id="34"/>
+    <w:bookmarkStart w:id="35" w:name="X31fcd94adc8561cfc89a73b4136bddbea924dbd"/>
     <w:p>
       <w:pPr>
         <w:pStyle w:val="Heading3"/>
@@ -5233,7 +5664,7 @@
       <w:r>
         <w:t xml:space="preserve"> </w:t>
       </w:r>
-      <w:hyperlink r:id="rId9">
+      <w:hyperlink r:id="rId10">
         <w:r>
           <w:rPr>
             <w:rStyle w:val="Hyperlink"/>
@@ -5295,8 +5726,8 @@
         <w:t xml:space="preserve">link</w:t>
       </w:r>
     </w:p>
-    <w:bookmarkEnd w:id="34"/>
-    <w:bookmarkStart w:id="35" w:name="host-emcee-marketplace-vendorshosts"/>
+    <w:bookmarkEnd w:id="35"/>
+    <w:bookmarkStart w:id="36" w:name="host-emcee-marketplace-vendorshosts"/>
     <w:p>
       <w:pPr>
         <w:pStyle w:val="Heading3"/>
@@ -5525,8 +5956,8 @@
         <w:t xml:space="preserve">status</w:t>
       </w:r>
     </w:p>
-    <w:bookmarkEnd w:id="35"/>
-    <w:bookmarkStart w:id="36" w:name="X948155a9904db087170cf7a0ac852c131db9292"/>
+    <w:bookmarkEnd w:id="36"/>
+    <w:bookmarkStart w:id="37" w:name="X948155a9904db087170cf7a0ac852c131db9292"/>
     <w:p>
       <w:pPr>
         <w:pStyle w:val="Heading3"/>
@@ -5808,9 +6239,9 @@
         </w:pict>
       </w:r>
     </w:p>
-    <w:bookmarkEnd w:id="36"/>
     <w:bookmarkEnd w:id="37"/>
-    <w:bookmarkStart w:id="38" w:name="Xd18d0beea048ebb78e46740d72d5f4dae83adcf"/>
+    <w:bookmarkEnd w:id="38"/>
+    <w:bookmarkStart w:id="39" w:name="Xd18d0beea048ebb78e46740d72d5f4dae83adcf"/>
     <w:p>
       <w:pPr>
         <w:pStyle w:val="Heading2"/>
@@ -5829,7 +6260,7 @@
       <w:r>
         <w:t xml:space="preserve"> </w:t>
       </w:r>
-      <w:hyperlink r:id="rId11">
+      <w:hyperlink r:id="rId12">
         <w:r>
           <w:rPr>
             <w:rStyle w:val="Hyperlink"/>
@@ -6291,8 +6722,8 @@
         </w:pict>
       </w:r>
     </w:p>
-    <w:bookmarkEnd w:id="38"/>
-    <w:bookmarkStart w:id="39" w:name="X22c9385b7fda2e1cca539c7b56a1b009c63af71"/>
+    <w:bookmarkEnd w:id="39"/>
+    <w:bookmarkStart w:id="40" w:name="X22c9385b7fda2e1cca539c7b56a1b009c63af71"/>
     <w:p>
       <w:pPr>
         <w:pStyle w:val="Heading2"/>
@@ -6300,7 +6731,7 @@
       <w:r>
         <w:t xml:space="preserve">Showcase integration as discovery hook (</w:t>
       </w:r>
-      <w:hyperlink r:id="rId30">
+      <w:hyperlink r:id="rId31">
         <w:r>
           <w:rPr>
             <w:rStyle w:val="Hyperlink"/>
@@ -6496,8 +6927,8 @@
         </w:pict>
       </w:r>
     </w:p>
-    <w:bookmarkEnd w:id="39"/>
-    <w:bookmarkStart w:id="40" w:name="X9437266403bc1542900ad7d73d5b98a493483ea"/>
+    <w:bookmarkEnd w:id="40"/>
+    <w:bookmarkStart w:id="41" w:name="X9437266403bc1542900ad7d73d5b98a493483ea"/>
     <w:p>
       <w:pPr>
         <w:pStyle w:val="Heading2"/>
@@ -6976,8 +7407,8 @@
         </w:pict>
       </w:r>
     </w:p>
-    <w:bookmarkEnd w:id="40"/>
-    <w:bookmarkStart w:id="42" w:name="mobile-ux"/>
+    <w:bookmarkEnd w:id="41"/>
+    <w:bookmarkStart w:id="43" w:name="mobile-ux"/>
     <w:p>
       <w:pPr>
         <w:pStyle w:val="Heading2"/>
@@ -6996,7 +7427,7 @@
       <w:r>
         <w:t xml:space="preserve"> </w:t>
       </w:r>
-      <w:hyperlink r:id="rId41">
+      <w:hyperlink r:id="rId42">
         <w:r>
           <w:rPr>
             <w:rStyle w:val="Hyperlink"/>
@@ -7293,8 +7724,8 @@
         </w:pict>
       </w:r>
     </w:p>
-    <w:bookmarkEnd w:id="42"/>
-    <w:bookmarkStart w:id="44" w:name="Xd51d1b4f55fc47c04c9d9cc845f0b914de1e790"/>
+    <w:bookmarkEnd w:id="43"/>
+    <w:bookmarkStart w:id="45" w:name="Xd51d1b4f55fc47c04c9d9cc845f0b914de1e790"/>
     <w:p>
       <w:pPr>
         <w:pStyle w:val="Heading2"/>
@@ -7406,7 +7837,7 @@
       <w:r>
         <w:t xml:space="preserve"> </w:t>
       </w:r>
-      <w:hyperlink r:id="rId9">
+      <w:hyperlink r:id="rId10">
         <w:r>
           <w:rPr>
             <w:rStyle w:val="Hyperlink"/>
@@ -7511,7 +7942,7 @@
       <w:r>
         <w:t xml:space="preserve"> </w:t>
       </w:r>
-      <w:hyperlink r:id="rId43">
+      <w:hyperlink r:id="rId44">
         <w:r>
           <w:rPr>
             <w:rStyle w:val="Hyperlink"/>
@@ -7566,8 +7997,8 @@
         </w:pict>
       </w:r>
     </w:p>
-    <w:bookmarkEnd w:id="44"/>
-    <w:bookmarkStart w:id="45" w:name="seo-url-structure"/>
+    <w:bookmarkEnd w:id="45"/>
+    <w:bookmarkStart w:id="46" w:name="seo-url-structure"/>
     <w:p>
       <w:pPr>
         <w:pStyle w:val="Heading2"/>
@@ -7881,7 +8312,7 @@
             <w:r>
               <w:t xml:space="preserve"> </w:t>
             </w:r>
-            <w:hyperlink r:id="rId30">
+            <w:hyperlink r:id="rId31">
               <w:r>
                 <w:rPr>
                   <w:rStyle w:val="Hyperlink"/>
@@ -7934,8 +8365,8 @@
         </w:pict>
       </w:r>
     </w:p>
-    <w:bookmarkEnd w:id="45"/>
-    <w:bookmarkStart w:id="47" w:name="marketplace-ranking-algorithm"/>
+    <w:bookmarkEnd w:id="46"/>
+    <w:bookmarkStart w:id="48" w:name="marketplace-ranking-algorithm"/>
     <w:p>
       <w:pPr>
         <w:pStyle w:val="Heading2"/>
@@ -7995,7 +8426,7 @@
       <w:r>
         <w:t xml:space="preserve">(</w:t>
       </w:r>
-      <w:hyperlink r:id="rId9">
+      <w:hyperlink r:id="rId10">
         <w:r>
           <w:rPr>
             <w:rStyle w:val="Hyperlink"/>
@@ -8037,7 +8468,7 @@
       <w:r>
         <w:t xml:space="preserve">(</w:t>
       </w:r>
-      <w:hyperlink r:id="rId10">
+      <w:hyperlink r:id="rId11">
         <w:r>
           <w:rPr>
             <w:rStyle w:val="Hyperlink"/>
@@ -8070,7 +8501,7 @@
       <w:r>
         <w:t xml:space="preserve">(</w:t>
       </w:r>
-      <w:hyperlink r:id="rId30">
+      <w:hyperlink r:id="rId31">
         <w:r>
           <w:rPr>
             <w:rStyle w:val="Hyperlink"/>
@@ -8103,7 +8534,7 @@
       <w:r>
         <w:t xml:space="preserve">(</w:t>
       </w:r>
-      <w:hyperlink r:id="rId41">
+      <w:hyperlink r:id="rId42">
         <w:r>
           <w:rPr>
             <w:rStyle w:val="Hyperlink"/>
@@ -8136,7 +8567,7 @@
       <w:r>
         <w:t xml:space="preserve">(</w:t>
       </w:r>
-      <w:hyperlink r:id="rId43">
+      <w:hyperlink r:id="rId44">
         <w:r>
           <w:rPr>
             <w:rStyle w:val="Hyperlink"/>
@@ -8172,7 +8603,7 @@
       <w:r>
         <w:t xml:space="preserve"> </w:t>
       </w:r>
-      <w:hyperlink r:id="rId46">
+      <w:hyperlink r:id="rId47">
         <w:r>
           <w:rPr>
             <w:rStyle w:val="Hyperlink"/>
@@ -8230,7 +8661,7 @@
       <w:r>
         <w:t xml:space="preserve"> </w:t>
       </w:r>
-      <w:hyperlink r:id="rId43">
+      <w:hyperlink r:id="rId44">
         <w:r>
           <w:rPr>
             <w:rStyle w:val="Hyperlink"/>
@@ -8254,8 +8685,8 @@
         </w:pict>
       </w:r>
     </w:p>
-    <w:bookmarkEnd w:id="47"/>
-    <w:bookmarkStart w:id="48" w:name="phasing"/>
+    <w:bookmarkEnd w:id="48"/>
+    <w:bookmarkStart w:id="49" w:name="phasing"/>
     <w:p>
       <w:pPr>
         <w:pStyle w:val="Heading2"/>
@@ -8357,7 +8788,7 @@
       <w:r>
         <w:t xml:space="preserve">- Showcase hook integration (</w:t>
       </w:r>
-      <w:hyperlink r:id="rId30">
+      <w:hyperlink r:id="rId31">
         <w:r>
           <w:rPr>
             <w:rStyle w:val="Hyperlink"/>
@@ -8772,8 +9203,8 @@
         </w:pict>
       </w:r>
     </w:p>
-    <w:bookmarkEnd w:id="48"/>
-    <w:bookmarkStart w:id="49" w:name="edge-cases"/>
+    <w:bookmarkEnd w:id="49"/>
+    <w:bookmarkStart w:id="50" w:name="edge-cases"/>
     <w:p>
       <w:pPr>
         <w:pStyle w:val="Heading2"/>
@@ -8818,7 +9249,7 @@
       <w:r>
         <w:t xml:space="preserve"> </w:t>
       </w:r>
-      <w:hyperlink r:id="rId11">
+      <w:hyperlink r:id="rId12">
         <w:r>
           <w:rPr>
             <w:rStyle w:val="Hyperlink"/>
@@ -8940,7 +9371,7 @@
       <w:r>
         <w:t xml:space="preserve"> </w:t>
       </w:r>
-      <w:hyperlink r:id="rId9">
+      <w:hyperlink r:id="rId10">
         <w:r>
           <w:rPr>
             <w:rStyle w:val="Hyperlink"/>
@@ -8976,7 +9407,7 @@
       <w:r>
         <w:t xml:space="preserve"> </w:t>
       </w:r>
-      <w:hyperlink r:id="rId43">
+      <w:hyperlink r:id="rId44">
         <w:r>
           <w:rPr>
             <w:rStyle w:val="Hyperlink"/>
@@ -9029,8 +9460,8 @@
         </w:pict>
       </w:r>
     </w:p>
-    <w:bookmarkEnd w:id="49"/>
-    <w:bookmarkStart w:id="51" w:name="open-questions"/>
+    <w:bookmarkEnd w:id="50"/>
+    <w:bookmarkStart w:id="52" w:name="open-questions"/>
     <w:p>
       <w:pPr>
         <w:pStyle w:val="Heading2"/>
@@ -9141,7 +9572,7 @@
       <w:r>
         <w:t xml:space="preserve"> </w:t>
       </w:r>
-      <w:hyperlink r:id="rId50">
+      <w:hyperlink r:id="rId51">
         <w:r>
           <w:rPr>
             <w:rStyle w:val="Hyperlink"/>
@@ -9207,8 +9638,8 @@
         </w:pict>
       </w:r>
     </w:p>
-    <w:bookmarkEnd w:id="51"/>
-    <w:bookmarkStart w:id="55" w:name="cross-references"/>
+    <w:bookmarkEnd w:id="52"/>
+    <w:bookmarkStart w:id="56" w:name="cross-references"/>
     <w:p>
       <w:pPr>
         <w:pStyle w:val="Heading2"/>
@@ -9231,7 +9662,7 @@
       <w:r>
         <w:t xml:space="preserve"> </w:t>
       </w:r>
-      <w:hyperlink r:id="rId43">
+      <w:hyperlink r:id="rId44">
         <w:r>
           <w:rPr>
             <w:rStyle w:val="Hyperlink"/>
@@ -9248,7 +9679,7 @@
       <w:r>
         <w:t xml:space="preserve"> </w:t>
       </w:r>
-      <w:hyperlink r:id="rId52">
+      <w:hyperlink r:id="rId53">
         <w:r>
           <w:rPr>
             <w:rStyle w:val="Hyperlink"/>
@@ -9265,7 +9696,7 @@
       <w:r>
         <w:t xml:space="preserve"> </w:t>
       </w:r>
-      <w:hyperlink r:id="rId53">
+      <w:hyperlink r:id="rId54">
         <w:r>
           <w:rPr>
             <w:rStyle w:val="Hyperlink"/>
@@ -9282,7 +9713,7 @@
       <w:r>
         <w:t xml:space="preserve"> </w:t>
       </w:r>
-      <w:hyperlink r:id="rId54">
+      <w:hyperlink r:id="rId55">
         <w:r>
           <w:rPr>
             <w:rStyle w:val="Hyperlink"/>
@@ -9299,7 +9730,7 @@
       <w:r>
         <w:t xml:space="preserve"> </w:t>
       </w:r>
-      <w:hyperlink r:id="rId11">
+      <w:hyperlink r:id="rId12">
         <w:r>
           <w:rPr>
             <w:rStyle w:val="Hyperlink"/>
@@ -9316,7 +9747,7 @@
       <w:r>
         <w:t xml:space="preserve"> </w:t>
       </w:r>
-      <w:hyperlink r:id="rId9">
+      <w:hyperlink r:id="rId10">
         <w:r>
           <w:rPr>
             <w:rStyle w:val="Hyperlink"/>
@@ -9333,7 +9764,7 @@
       <w:r>
         <w:t xml:space="preserve"> </w:t>
       </w:r>
-      <w:hyperlink r:id="rId10">
+      <w:hyperlink r:id="rId11">
         <w:r>
           <w:rPr>
             <w:rStyle w:val="Hyperlink"/>
@@ -9350,7 +9781,7 @@
       <w:r>
         <w:t xml:space="preserve"> </w:t>
       </w:r>
-      <w:hyperlink r:id="rId30">
+      <w:hyperlink r:id="rId31">
         <w:r>
           <w:rPr>
             <w:rStyle w:val="Hyperlink"/>
@@ -9408,8 +9839,8 @@
         </w:pict>
       </w:r>
     </w:p>
-    <w:bookmarkEnd w:id="55"/>
-    <w:bookmarkStart w:id="56" w:name="decision-log"/>
+    <w:bookmarkEnd w:id="56"/>
+    <w:bookmarkStart w:id="57" w:name="decision-log"/>
     <w:p>
       <w:pPr>
         <w:pStyle w:val="Heading2"/>
@@ -9442,7 +9873,7 @@
       <w:r>
         <w:t xml:space="preserve"> </w:t>
       </w:r>
-      <w:hyperlink r:id="rId13">
+      <w:hyperlink r:id="rId14">
         <w:r>
           <w:rPr>
             <w:rStyle w:val="Hyperlink"/>
@@ -9468,7 +9899,7 @@
       <w:r>
         <w:t xml:space="preserve"> </w:t>
       </w:r>
-      <w:hyperlink r:id="rId11">
+      <w:hyperlink r:id="rId12">
         <w:r>
           <w:rPr>
             <w:rStyle w:val="Hyperlink"/>
@@ -9507,8 +9938,8 @@
         <w:t xml:space="preserve">) creates per-combination landing pages WedMeGood structurally lacks.</w:t>
       </w:r>
     </w:p>
-    <w:bookmarkEnd w:id="56"/>
     <w:bookmarkEnd w:id="57"/>
+    <w:bookmarkEnd w:id="58"/>
     <w:sectPr>
       <w:footnotePr>
         <w:numRestart w:val="eachSect"/>
